--- a/analysis/architecture-and-timing.docx
+++ b/analysis/architecture-and-timing.docx
@@ -22,7 +22,7 @@
         <w:rPr>
           <w:i/>
         </w:rPr>
-        <w:t>Generated 2026-05-31 02:02 UTC  ·  live snapshot</w:t>
+        <w:t>Generated 2026-05-31 02:44 UTC  ·  live snapshot</w:t>
       </w:r>
     </w:p>
     <w:p>
@@ -45,7 +45,7 @@
           <w:i w:val="0"/>
           <w:sz w:val="22"/>
         </w:rPr>
-        <w:t>At time of generation the population holds 192 alive agents and 2934 retired. 10 agents have cleared the 30-trade ranking floor. Best win rate among qualifying agents: 58.0 %. The system holds 131,463 market snapshots collected between 2026-05-25 19:22:50 and 2026-05-31 02:01:34.</w:t>
+        <w:t>At time of generation the population holds 192 alive agents and 2934 retired. 10 agents have cleared the 30-trade ranking floor. Best win rate among qualifying agents: 60.3 %. The system holds 132,263 market snapshots collected between 2026-05-25 19:22:50 and 2026-05-31 02:41:34.</w:t>
       </w:r>
     </w:p>
     <w:p>
@@ -1128,7 +1128,7 @@
           <w:i/>
           <w:sz w:val="18"/>
         </w:rPr>
-        <w:t>Figure: Win-rate distribution — current best 58.0% vs 90% gate.</w:t>
+        <w:t>Figure: Win-rate distribution — current best 60.3% vs 90% gate.</w:t>
       </w:r>
     </w:p>
     <w:p>
@@ -1302,7 +1302,7 @@
               <w:rPr>
                 <w:sz w:val="18"/>
               </w:rPr>
-              <w:t>6.9</w:t>
+              <w:t>7.8</w:t>
             </w:r>
           </w:p>
         </w:tc>
@@ -1315,7 +1315,7 @@
               <w:rPr>
                 <w:sz w:val="18"/>
               </w:rPr>
-              <w:t>$7.78</w:t>
+              <w:t>$9.28</w:t>
             </w:r>
           </w:p>
         </w:tc>
@@ -2139,7 +2139,7 @@
               <w:rPr>
                 <w:sz w:val="18"/>
               </w:rPr>
-              <w:t>50</w:t>
+              <w:t>58</w:t>
             </w:r>
           </w:p>
         </w:tc>
@@ -2152,7 +2152,7 @@
               <w:rPr>
                 <w:sz w:val="18"/>
               </w:rPr>
-              <w:t>29</w:t>
+              <w:t>35</w:t>
             </w:r>
           </w:p>
         </w:tc>
@@ -2165,7 +2165,7 @@
               <w:rPr>
                 <w:sz w:val="18"/>
               </w:rPr>
-              <w:t>58.0%</w:t>
+              <w:t>60.3%</w:t>
             </w:r>
           </w:p>
         </w:tc>
@@ -2178,7 +2178,7 @@
               <w:rPr>
                 <w:sz w:val="18"/>
               </w:rPr>
-              <w:t>$1.03</w:t>
+              <w:t>$17.54</w:t>
             </w:r>
           </w:p>
         </w:tc>
@@ -2232,7 +2232,7 @@
               <w:rPr>
                 <w:sz w:val="18"/>
               </w:rPr>
-              <w:t>42</w:t>
+              <w:t>50</w:t>
             </w:r>
           </w:p>
         </w:tc>
@@ -2245,7 +2245,7 @@
               <w:rPr>
                 <w:sz w:val="18"/>
               </w:rPr>
-              <w:t>24</w:t>
+              <w:t>30</w:t>
             </w:r>
           </w:p>
         </w:tc>
@@ -2258,7 +2258,7 @@
               <w:rPr>
                 <w:sz w:val="18"/>
               </w:rPr>
-              <w:t>57.1%</w:t>
+              <w:t>60.0%</w:t>
             </w:r>
           </w:p>
         </w:tc>
@@ -2271,7 +2271,7 @@
               <w:rPr>
                 <w:sz w:val="18"/>
               </w:rPr>
-              <w:t>$1.52</w:t>
+              <w:t>$5.75</w:t>
             </w:r>
           </w:p>
         </w:tc>
@@ -2325,7 +2325,7 @@
               <w:rPr>
                 <w:sz w:val="18"/>
               </w:rPr>
-              <w:t>51</w:t>
+              <w:t>59</w:t>
             </w:r>
           </w:p>
         </w:tc>
@@ -2338,7 +2338,7 @@
               <w:rPr>
                 <w:sz w:val="18"/>
               </w:rPr>
-              <w:t>29</w:t>
+              <w:t>35</w:t>
             </w:r>
           </w:p>
         </w:tc>
@@ -2351,7 +2351,7 @@
               <w:rPr>
                 <w:sz w:val="18"/>
               </w:rPr>
-              <w:t>56.9%</w:t>
+              <w:t>59.3%</w:t>
             </w:r>
           </w:p>
         </w:tc>
@@ -2364,7 +2364,7 @@
               <w:rPr>
                 <w:sz w:val="18"/>
               </w:rPr>
-              <w:t>$29.96</w:t>
+              <w:t>$46.07</w:t>
             </w:r>
           </w:p>
         </w:tc>
@@ -2392,7 +2392,7 @@
               <w:rPr>
                 <w:sz w:val="18"/>
               </w:rPr>
-              <w:t>cw-p2929-c2-repricing-early-</w:t>
+              <w:t>cw-p2928-c1-repricing-early-</w:t>
             </w:r>
           </w:p>
         </w:tc>
@@ -2418,7 +2418,7 @@
               <w:rPr>
                 <w:sz w:val="18"/>
               </w:rPr>
-              <w:t>38</w:t>
+              <w:t>43</w:t>
             </w:r>
           </w:p>
         </w:tc>
@@ -2431,7 +2431,7 @@
               <w:rPr>
                 <w:sz w:val="18"/>
               </w:rPr>
-              <w:t>20</w:t>
+              <w:t>25</w:t>
             </w:r>
           </w:p>
         </w:tc>
@@ -2444,7 +2444,7 @@
               <w:rPr>
                 <w:sz w:val="18"/>
               </w:rPr>
-              <w:t>52.6%</w:t>
+              <w:t>58.1%</w:t>
             </w:r>
           </w:p>
         </w:tc>
@@ -2457,7 +2457,7 @@
               <w:rPr>
                 <w:sz w:val="18"/>
               </w:rPr>
-              <w:t>$0.79</w:t>
+              <w:t>$76.36</w:t>
             </w:r>
           </w:p>
         </w:tc>
@@ -2485,7 +2485,7 @@
               <w:rPr>
                 <w:sz w:val="18"/>
               </w:rPr>
-              <w:t>cw-p2928-c1-repricing-early-</w:t>
+              <w:t>cw-p2929-c2-repricing-early-</w:t>
             </w:r>
           </w:p>
         </w:tc>
@@ -2511,7 +2511,7 @@
               <w:rPr>
                 <w:sz w:val="18"/>
               </w:rPr>
-              <w:t>35</w:t>
+              <w:t>44</w:t>
             </w:r>
           </w:p>
         </w:tc>
@@ -2524,7 +2524,7 @@
               <w:rPr>
                 <w:sz w:val="18"/>
               </w:rPr>
-              <w:t>18</w:t>
+              <w:t>25</w:t>
             </w:r>
           </w:p>
         </w:tc>
@@ -2537,7 +2537,7 @@
               <w:rPr>
                 <w:sz w:val="18"/>
               </w:rPr>
-              <w:t>51.4%</w:t>
+              <w:t>56.8%</w:t>
             </w:r>
           </w:p>
         </w:tc>
@@ -2550,7 +2550,7 @@
               <w:rPr>
                 <w:sz w:val="18"/>
               </w:rPr>
-              <w:t>$57.44</w:t>
+              <w:t>$14.03</w:t>
             </w:r>
           </w:p>
         </w:tc>
@@ -2604,7 +2604,7 @@
               <w:rPr>
                 <w:sz w:val="18"/>
               </w:rPr>
-              <w:t>47</w:t>
+              <w:t>54</w:t>
             </w:r>
           </w:p>
         </w:tc>
@@ -2617,7 +2617,7 @@
               <w:rPr>
                 <w:sz w:val="18"/>
               </w:rPr>
-              <w:t>24</w:t>
+              <w:t>28</w:t>
             </w:r>
           </w:p>
         </w:tc>
@@ -2630,7 +2630,7 @@
               <w:rPr>
                 <w:sz w:val="18"/>
               </w:rPr>
-              <w:t>51.1%</w:t>
+              <w:t>51.9%</w:t>
             </w:r>
           </w:p>
         </w:tc>
@@ -2643,7 +2643,7 @@
               <w:rPr>
                 <w:sz w:val="18"/>
               </w:rPr>
-              <w:t>$38.37</w:t>
+              <w:t>$47.23</w:t>
             </w:r>
           </w:p>
         </w:tc>
@@ -2697,7 +2697,7 @@
               <w:rPr>
                 <w:sz w:val="18"/>
               </w:rPr>
-              <w:t>31</w:t>
+              <w:t>39</w:t>
             </w:r>
           </w:p>
         </w:tc>
@@ -2710,7 +2710,7 @@
               <w:rPr>
                 <w:sz w:val="18"/>
               </w:rPr>
-              <w:t>14</w:t>
+              <w:t>20</w:t>
             </w:r>
           </w:p>
         </w:tc>
@@ -2723,7 +2723,7 @@
               <w:rPr>
                 <w:sz w:val="18"/>
               </w:rPr>
-              <w:t>45.2%</w:t>
+              <w:t>51.3%</w:t>
             </w:r>
           </w:p>
         </w:tc>
@@ -2736,7 +2736,7 @@
               <w:rPr>
                 <w:sz w:val="18"/>
               </w:rPr>
-              <w:t>$51.03</w:t>
+              <w:t>$58.68</w:t>
             </w:r>
           </w:p>
         </w:tc>

--- a/analysis/architecture-and-timing.docx
+++ b/analysis/architecture-and-timing.docx
@@ -22,7 +22,7 @@
         <w:rPr>
           <w:i/>
         </w:rPr>
-        <w:t>Generated 2026-05-31 02:44 UTC  ·  live snapshot</w:t>
+        <w:t>Generated 2026-05-31 02:50 UTC  ·  live snapshot</w:t>
       </w:r>
     </w:p>
     <w:p>
@@ -45,7 +45,7 @@
           <w:i w:val="0"/>
           <w:sz w:val="22"/>
         </w:rPr>
-        <w:t>At time of generation the population holds 192 alive agents and 2934 retired. 10 agents have cleared the 30-trade ranking floor. Best win rate among qualifying agents: 60.3 %. The system holds 132,263 market snapshots collected between 2026-05-25 19:22:50 and 2026-05-31 02:41:34.</w:t>
+        <w:t>At time of generation the population holds 192 alive agents and 2934 retired. 10 agents have cleared the 30-trade ranking floor. Best win rate among qualifying agents: 59.3 %. The system holds 132,363 market snapshots collected between 2026-05-25 19:22:50 and 2026-05-31 02:46:35.</w:t>
       </w:r>
     </w:p>
     <w:p>
@@ -55,7 +55,7 @@
           <w:i w:val="0"/>
           <w:sz w:val="22"/>
         </w:rPr>
-        <w:t>Factory 'btc-5m': desired=running, pid=41328, started_at=2026-05-30T23:35:51.244Z, restarts=2.</w:t>
+        <w:t>Factory 'btc-5m': desired=running, pid=48352, started_at=2026-05-31T02:44:32.995Z, restarts=3.</w:t>
       </w:r>
     </w:p>
     <w:p>
@@ -65,7 +65,7 @@
           <w:i w:val="0"/>
           <w:sz w:val="22"/>
         </w:rPr>
-        <w:t>Factory 'multi': desired=running, pid=5064, started_at=2026-05-30T23:35:51.260Z, restarts=1.</w:t>
+        <w:t>Factory 'multi': desired=running, pid=33808, started_at=2026-05-31T02:44:33.012Z, restarts=2.</w:t>
       </w:r>
     </w:p>
     <w:p>
@@ -1128,7 +1128,7 @@
           <w:i/>
           <w:sz w:val="18"/>
         </w:rPr>
-        <w:t>Figure: Win-rate distribution — current best 60.3% vs 90% gate.</w:t>
+        <w:t>Figure: Win-rate distribution — current best 59.3% vs 90% gate.</w:t>
       </w:r>
     </w:p>
     <w:p>
@@ -1302,7 +1302,7 @@
               <w:rPr>
                 <w:sz w:val="18"/>
               </w:rPr>
-              <w:t>7.8</w:t>
+              <w:t>7.9</w:t>
             </w:r>
           </w:p>
         </w:tc>
@@ -1315,7 +1315,7 @@
               <w:rPr>
                 <w:sz w:val="18"/>
               </w:rPr>
-              <w:t>$9.28</w:t>
+              <w:t>$9.54</w:t>
             </w:r>
           </w:p>
         </w:tc>
@@ -2139,7 +2139,7 @@
               <w:rPr>
                 <w:sz w:val="18"/>
               </w:rPr>
-              <w:t>58</w:t>
+              <w:t>59</w:t>
             </w:r>
           </w:p>
         </w:tc>
@@ -2165,7 +2165,7 @@
               <w:rPr>
                 <w:sz w:val="18"/>
               </w:rPr>
-              <w:t>60.3%</w:t>
+              <w:t>59.3%</w:t>
             </w:r>
           </w:p>
         </w:tc>
@@ -2178,7 +2178,7 @@
               <w:rPr>
                 <w:sz w:val="18"/>
               </w:rPr>
-              <w:t>$17.54</w:t>
+              <w:t>$15.54</w:t>
             </w:r>
           </w:p>
         </w:tc>
@@ -2206,7 +2206,7 @@
               <w:rPr>
                 <w:sz w:val="18"/>
               </w:rPr>
-              <w:t>cw-p2937-c2-near-resolution-</w:t>
+              <w:t>cw-p2928-c1-repricing-early-</w:t>
             </w:r>
           </w:p>
         </w:tc>
@@ -2232,7 +2232,7 @@
               <w:rPr>
                 <w:sz w:val="18"/>
               </w:rPr>
-              <w:t>50</w:t>
+              <w:t>44</w:t>
             </w:r>
           </w:p>
         </w:tc>
@@ -2245,7 +2245,7 @@
               <w:rPr>
                 <w:sz w:val="18"/>
               </w:rPr>
-              <w:t>30</w:t>
+              <w:t>26</w:t>
             </w:r>
           </w:p>
         </w:tc>
@@ -2258,7 +2258,7 @@
               <w:rPr>
                 <w:sz w:val="18"/>
               </w:rPr>
-              <w:t>60.0%</w:t>
+              <w:t>59.1%</w:t>
             </w:r>
           </w:p>
         </w:tc>
@@ -2271,7 +2271,7 @@
               <w:rPr>
                 <w:sz w:val="18"/>
               </w:rPr>
-              <w:t>$5.75</w:t>
+              <w:t>$84.89</w:t>
             </w:r>
           </w:p>
         </w:tc>
@@ -2299,7 +2299,7 @@
               <w:rPr>
                 <w:sz w:val="18"/>
               </w:rPr>
-              <w:t>cw-p2928-c3-repricing-early-</w:t>
+              <w:t>cw-p2937-c2-near-resolution-</w:t>
             </w:r>
           </w:p>
         </w:tc>
@@ -2325,7 +2325,7 @@
               <w:rPr>
                 <w:sz w:val="18"/>
               </w:rPr>
-              <w:t>59</w:t>
+              <w:t>51</w:t>
             </w:r>
           </w:p>
         </w:tc>
@@ -2338,7 +2338,7 @@
               <w:rPr>
                 <w:sz w:val="18"/>
               </w:rPr>
-              <w:t>35</w:t>
+              <w:t>30</w:t>
             </w:r>
           </w:p>
         </w:tc>
@@ -2351,7 +2351,7 @@
               <w:rPr>
                 <w:sz w:val="18"/>
               </w:rPr>
-              <w:t>59.3%</w:t>
+              <w:t>58.8%</w:t>
             </w:r>
           </w:p>
         </w:tc>
@@ -2364,7 +2364,7 @@
               <w:rPr>
                 <w:sz w:val="18"/>
               </w:rPr>
-              <w:t>$46.07</w:t>
+              <w:t>$3.75</w:t>
             </w:r>
           </w:p>
         </w:tc>
@@ -2392,7 +2392,7 @@
               <w:rPr>
                 <w:sz w:val="18"/>
               </w:rPr>
-              <w:t>cw-p2928-c1-repricing-early-</w:t>
+              <w:t>cw-p2928-c3-repricing-early-</w:t>
             </w:r>
           </w:p>
         </w:tc>
@@ -2418,7 +2418,7 @@
               <w:rPr>
                 <w:sz w:val="18"/>
               </w:rPr>
-              <w:t>43</w:t>
+              <w:t>60</w:t>
             </w:r>
           </w:p>
         </w:tc>
@@ -2431,7 +2431,7 @@
               <w:rPr>
                 <w:sz w:val="18"/>
               </w:rPr>
-              <w:t>25</w:t>
+              <w:t>35</w:t>
             </w:r>
           </w:p>
         </w:tc>
@@ -2444,7 +2444,7 @@
               <w:rPr>
                 <w:sz w:val="18"/>
               </w:rPr>
-              <w:t>58.1%</w:t>
+              <w:t>58.3%</w:t>
             </w:r>
           </w:p>
         </w:tc>
@@ -2457,7 +2457,7 @@
               <w:rPr>
                 <w:sz w:val="18"/>
               </w:rPr>
-              <w:t>$76.36</w:t>
+              <w:t>$44.07</w:t>
             </w:r>
           </w:p>
         </w:tc>
@@ -2511,7 +2511,7 @@
               <w:rPr>
                 <w:sz w:val="18"/>
               </w:rPr>
-              <w:t>44</w:t>
+              <w:t>45</w:t>
             </w:r>
           </w:p>
         </w:tc>
@@ -2524,7 +2524,7 @@
               <w:rPr>
                 <w:sz w:val="18"/>
               </w:rPr>
-              <w:t>25</w:t>
+              <w:t>26</w:t>
             </w:r>
           </w:p>
         </w:tc>
@@ -2537,7 +2537,7 @@
               <w:rPr>
                 <w:sz w:val="18"/>
               </w:rPr>
-              <w:t>56.8%</w:t>
+              <w:t>57.8%</w:t>
             </w:r>
           </w:p>
         </w:tc>
@@ -2550,7 +2550,7 @@
               <w:rPr>
                 <w:sz w:val="18"/>
               </w:rPr>
-              <w:t>$14.03</w:t>
+              <w:t>$22.55</w:t>
             </w:r>
           </w:p>
         </w:tc>
@@ -2578,7 +2578,7 @@
               <w:rPr>
                 <w:sz w:val="18"/>
               </w:rPr>
-              <w:t>cw-p2153-c3-g66-p29-agg-5m-b</w:t>
+              <w:t>cw-p2153-c2-g66-p29-agg-5m-b</w:t>
             </w:r>
           </w:p>
         </w:tc>
@@ -2604,7 +2604,7 @@
               <w:rPr>
                 <w:sz w:val="18"/>
               </w:rPr>
-              <w:t>54</w:t>
+              <w:t>40</w:t>
             </w:r>
           </w:p>
         </w:tc>
@@ -2617,7 +2617,7 @@
               <w:rPr>
                 <w:sz w:val="18"/>
               </w:rPr>
-              <w:t>28</w:t>
+              <w:t>21</w:t>
             </w:r>
           </w:p>
         </w:tc>
@@ -2630,7 +2630,7 @@
               <w:rPr>
                 <w:sz w:val="18"/>
               </w:rPr>
-              <w:t>51.9%</w:t>
+              <w:t>52.5%</w:t>
             </w:r>
           </w:p>
         </w:tc>
@@ -2643,7 +2643,7 @@
               <w:rPr>
                 <w:sz w:val="18"/>
               </w:rPr>
-              <w:t>$47.23</w:t>
+              <w:t>$67.21</w:t>
             </w:r>
           </w:p>
         </w:tc>
@@ -2671,7 +2671,7 @@
               <w:rPr>
                 <w:sz w:val="18"/>
               </w:rPr>
-              <w:t>cw-p2153-c2-g66-p29-agg-5m-b</w:t>
+              <w:t>cw-p2153-c3-g66-p29-agg-5m-b</w:t>
             </w:r>
           </w:p>
         </w:tc>
@@ -2697,7 +2697,7 @@
               <w:rPr>
                 <w:sz w:val="18"/>
               </w:rPr>
-              <w:t>39</w:t>
+              <w:t>55</w:t>
             </w:r>
           </w:p>
         </w:tc>
@@ -2710,7 +2710,7 @@
               <w:rPr>
                 <w:sz w:val="18"/>
               </w:rPr>
-              <w:t>20</w:t>
+              <w:t>28</w:t>
             </w:r>
           </w:p>
         </w:tc>
@@ -2723,7 +2723,7 @@
               <w:rPr>
                 <w:sz w:val="18"/>
               </w:rPr>
-              <w:t>51.3%</w:t>
+              <w:t>50.9%</w:t>
             </w:r>
           </w:p>
         </w:tc>
@@ -2736,7 +2736,7 @@
               <w:rPr>
                 <w:sz w:val="18"/>
               </w:rPr>
-              <w:t>$58.68</w:t>
+              <w:t>$45.23</w:t>
             </w:r>
           </w:p>
         </w:tc>
@@ -3037,7 +3037,7 @@
           <w:i w:val="0"/>
           <w:sz w:val="22"/>
         </w:rPr>
-        <w:t>11 training campaigns logged in the last 24 hours.</w:t>
+        <w:t>12 training campaigns logged in the last 24 hours.</w:t>
       </w:r>
     </w:p>
     <w:p>
@@ -3170,6 +3170,73 @@
                 <w:sz w:val="20"/>
               </w:rPr>
               <w:t>Best PnL</w:t>
+            </w:r>
+          </w:p>
+        </w:tc>
+      </w:tr>
+      <w:tr>
+        <w:tc>
+          <w:tcPr>
+            <w:tcW w:type="dxa" w:w="1728"/>
+          </w:tcPr>
+          <w:p>
+            <w:r>
+              <w:rPr>
+                <w:sz w:val="18"/>
+              </w:rPr>
+              <w:t>2026-05-31 02:44:36</w:t>
+            </w:r>
+          </w:p>
+        </w:tc>
+        <w:tc>
+          <w:tcPr>
+            <w:tcW w:type="dxa" w:w="1728"/>
+          </w:tcPr>
+          <w:p>
+            <w:r>
+              <w:rPr>
+                <w:sz w:val="18"/>
+              </w:rPr>
+              <w:t>mk-polybreakout-champ-3125-2026-05-31-02-4</w:t>
+            </w:r>
+          </w:p>
+        </w:tc>
+        <w:tc>
+          <w:tcPr>
+            <w:tcW w:type="dxa" w:w="1728"/>
+          </w:tcPr>
+          <w:p>
+            <w:r>
+              <w:rPr>
+                <w:sz w:val="18"/>
+              </w:rPr>
+              <w:t>poly_breakout</w:t>
+            </w:r>
+          </w:p>
+        </w:tc>
+        <w:tc>
+          <w:tcPr>
+            <w:tcW w:type="dxa" w:w="1728"/>
+          </w:tcPr>
+          <w:p>
+            <w:r>
+              <w:rPr>
+                <w:sz w:val="18"/>
+              </w:rPr>
+              <w:t>0</w:t>
+            </w:r>
+          </w:p>
+        </w:tc>
+        <w:tc>
+          <w:tcPr>
+            <w:tcW w:type="dxa" w:w="1728"/>
+          </w:tcPr>
+          <w:p>
+            <w:r>
+              <w:rPr>
+                <w:sz w:val="18"/>
+              </w:rPr>
+              <w:t>-</w:t>
             </w:r>
           </w:p>
         </w:tc>
